--- a/lessons/7-4/downloads/7-4-notes-l3.docx
+++ b/lessons/7-4/downloads/7-4-notes-l3.docx
@@ -1918,47 +1918,6 @@
         <w:t xml:space="preserve">Write About the Math</w:t>
       </w:r>
     </w:p>
-    <w:p>
-      <w:pPr>
-        <w:spacing w:after="100"/>
-      </w:pPr>
-      <w:r>
-        <w:rPr>
-          <w:i/>
-          <w:iCs/>
-          <w:color w:val="5F6F80"/>
-          <w:sz w:val="19"/>
-          <w:szCs w:val="19"/>
-        </w:rPr>
-        <w:t xml:space="preserve">Use the support level you need. Every level answers the same math question.</w:t>
-      </w:r>
-    </w:p>
-    <w:p>
-      <w:pPr>
-        <w:pStyle w:val="Heading2"/>
-        <w:spacing w:after="80" w:before="180"/>
-      </w:pPr>
-      <w:r>
-        <w:rPr>
-          <w:b/>
-          <w:bCs/>
-          <w:color w:val="12355B"/>
-          <w:sz w:val="24"/>
-          <w:szCs w:val="24"/>
-        </w:rPr>
-        <w:t xml:space="preserve">1. Understand the Question</w:t>
-      </w:r>
-      <w:r>
-        <w:rPr>
-          <w:i/>
-          <w:iCs/>
-          <w:color w:val="B97A12"/>
-          <w:sz w:val="19"/>
-          <w:szCs w:val="19"/>
-        </w:rPr>
-        <w:t xml:space="preserve">   explain</w:t>
-      </w:r>
-    </w:p>
     <w:tbl>
       <w:tblPr>
         <w:tblW w:type="pct" w:w="100%"/>
@@ -1997,38 +1956,16 @@
               </w:rPr>
               <w:t xml:space="preserve">How do you use integer comparison to find the coldest and warmest days?</w:t>
             </w:r>
-          </w:p>
-          <w:p>
-            <w:pPr>
-              <w:spacing w:after="0"/>
-            </w:pPr>
-            <w:r>
-              <w:rPr>
-                <w:b/>
-                <w:bCs/>
-                <w:color w:val="12355B"/>
-                <w:sz w:val="20"/>
-                <w:szCs w:val="20"/>
-              </w:rPr>
-              <w:t xml:space="preserve">Your job:  </w:t>
-            </w:r>
-            <w:r>
-              <w:rPr>
-                <w:sz w:val="20"/>
-                <w:szCs w:val="20"/>
-              </w:rPr>
-              <w:t xml:space="preserve">Answer the question. Use math evidence. Explain how the evidence proves your answer.</w:t>
-            </w:r>
             <w:r>
               <w:rPr>
                 <w:i/>
                 <w:iCs/>
                 <w:color w:val="5F6F80"/>
-                <w:sz w:val="18"/>
-                <w:szCs w:val="18"/>
+                <w:sz w:val="19"/>
+                <w:szCs w:val="19"/>
               </w:rPr>
               <w:br/>
-              <w:t xml:space="preserve">Responde la pregunta. Usa evidencia matemática. Explica cómo la evidencia demuestra tu respuesta.</w:t>
+              <w:t xml:space="preserve">¿Cómo usas la comparación de enteros para hallar el día más frío y el más caluroso?</w:t>
             </w:r>
           </w:p>
         </w:tc>
@@ -2036,33 +1973,22 @@
     </w:tbl>
     <w:p>
       <w:pPr>
-        <w:pStyle w:val="Heading2"/>
-        <w:spacing w:after="80" w:before="180"/>
-      </w:pPr>
-      <w:r>
-        <w:rPr>
-          <w:b/>
-          <w:bCs/>
-          <w:color w:val="12355B"/>
-          <w:sz w:val="24"/>
-          <w:szCs w:val="24"/>
-        </w:rPr>
-        <w:t xml:space="preserve">2. Plan Your Math Words</w:t>
-      </w:r>
+        <w:spacing w:after="100"/>
+      </w:pPr>
       <w:r>
         <w:rPr>
           <w:i/>
           <w:iCs/>
-          <w:color w:val="1FA6A2"/>
+          <w:color w:val="5F6F80"/>
           <w:sz w:val="19"/>
           <w:szCs w:val="19"/>
         </w:rPr>
-        <w:t xml:space="preserve">   check at least two</w:t>
-      </w:r>
-    </w:p>
-    <w:p>
-      <w:pPr>
-        <w:spacing w:after="60"/>
+        <w:t xml:space="preserve">Say your answer to a partner first. Then write it, using at least two of these words:</w:t>
+      </w:r>
+    </w:p>
+    <w:p>
+      <w:pPr>
+        <w:spacing w:after="40"/>
       </w:pPr>
       <w:r>
         <w:rPr>
@@ -2082,14 +2008,7 @@
           <w:sz w:val="20"/>
           <w:szCs w:val="20"/>
         </w:rPr>
-        <w:t xml:space="preserve">Compare and Order Integers — </w:t>
-      </w:r>
-      <w:r>
-        <w:rPr>
-          <w:sz w:val="20"/>
-          <w:szCs w:val="20"/>
-        </w:rPr>
-        <w:t xml:space="preserve">Use a number line to decide which integers are greater or less and place them in order.</w:t>
+        <w:t xml:space="preserve">Number line</w:t>
       </w:r>
       <w:r>
         <w:rPr>
@@ -2099,13 +2018,12 @@
           <w:sz w:val="18"/>
           <w:szCs w:val="18"/>
         </w:rPr>
-        <w:br/>
-        <w:t xml:space="preserve">Comparar y ordenar enteros — Usar una recta numérica para decidir cuáles enteros son mayores o menores y colocarlos en orden.</w:t>
-      </w:r>
-    </w:p>
-    <w:p>
-      <w:pPr>
-        <w:spacing w:after="60"/>
+        <w:t xml:space="preserve">  ·  Recta numérica</w:t>
+      </w:r>
+    </w:p>
+    <w:p>
+      <w:pPr>
+        <w:spacing w:after="40"/>
       </w:pPr>
       <w:r>
         <w:rPr>
@@ -2125,14 +2043,7 @@
           <w:sz w:val="20"/>
           <w:szCs w:val="20"/>
         </w:rPr>
-        <w:t xml:space="preserve">Number line — </w:t>
-      </w:r>
-      <w:r>
-        <w:rPr>
-          <w:sz w:val="20"/>
-          <w:szCs w:val="20"/>
-        </w:rPr>
-        <w:t xml:space="preserve">A straight line where numbers are placed in order; numbers get smaller to the left and larger to the right.</w:t>
+        <w:t xml:space="preserve">Compare</w:t>
       </w:r>
       <w:r>
         <w:rPr>
@@ -2142,13 +2053,12 @@
           <w:sz w:val="18"/>
           <w:szCs w:val="18"/>
         </w:rPr>
-        <w:br/>
-        <w:t xml:space="preserve">Recta numérica — Una recta donde los números se colocan en orden; los números son menores a la izquierda y mayores a la derecha.</w:t>
-      </w:r>
-    </w:p>
-    <w:p>
-      <w:pPr>
-        <w:spacing w:after="60"/>
+        <w:t xml:space="preserve">  ·  Comparar</w:t>
+      </w:r>
+    </w:p>
+    <w:p>
+      <w:pPr>
+        <w:spacing w:after="40"/>
       </w:pPr>
       <w:r>
         <w:rPr>
@@ -2168,14 +2078,7 @@
           <w:sz w:val="20"/>
           <w:szCs w:val="20"/>
         </w:rPr>
-        <w:t xml:space="preserve">Compare — </w:t>
-      </w:r>
-      <w:r>
-        <w:rPr>
-          <w:sz w:val="20"/>
-          <w:szCs w:val="20"/>
-        </w:rPr>
-        <w:t xml:space="preserve">To see if a number is bigger, smaller, or equal to another.</w:t>
+        <w:t xml:space="preserve">Order</w:t>
       </w:r>
       <w:r>
         <w:rPr>
@@ -2185,13 +2088,12 @@
           <w:sz w:val="18"/>
           <w:szCs w:val="18"/>
         </w:rPr>
-        <w:br/>
-        <w:t xml:space="preserve">Comparar — Ver si un número es mayor, menor o igual que otro.</w:t>
-      </w:r>
-    </w:p>
-    <w:p>
-      <w:pPr>
-        <w:spacing w:after="60"/>
+        <w:t xml:space="preserve">  ·  Ordenar</w:t>
+      </w:r>
+    </w:p>
+    <w:p>
+      <w:pPr>
+        <w:spacing w:after="40"/>
       </w:pPr>
       <w:r>
         <w:rPr>
@@ -2211,14 +2113,7 @@
           <w:sz w:val="20"/>
           <w:szCs w:val="20"/>
         </w:rPr>
-        <w:t xml:space="preserve">Order — </w:t>
-      </w:r>
-      <w:r>
-        <w:rPr>
-          <w:sz w:val="20"/>
-          <w:szCs w:val="20"/>
-        </w:rPr>
-        <w:t xml:space="preserve">To arrange numbers by size, from least to greatest or greatest to least.</w:t>
+        <w:t xml:space="preserve">Greater than</w:t>
       </w:r>
       <w:r>
         <w:rPr>
@@ -2228,13 +2123,12 @@
           <w:sz w:val="18"/>
           <w:szCs w:val="18"/>
         </w:rPr>
-        <w:br/>
-        <w:t xml:space="preserve">Ordenar — Acomodar números por tamaño, de menor a mayor o de mayor a menor.</w:t>
-      </w:r>
-    </w:p>
-    <w:p>
-      <w:pPr>
-        <w:spacing w:after="60"/>
+        <w:t xml:space="preserve">  ·  Mayor que</w:t>
+      </w:r>
+    </w:p>
+    <w:p>
+      <w:pPr>
+        <w:spacing w:after="40"/>
       </w:pPr>
       <w:r>
         <w:rPr>
@@ -2254,14 +2148,7 @@
           <w:sz w:val="20"/>
           <w:szCs w:val="20"/>
         </w:rPr>
-        <w:t xml:space="preserve">Greater than — </w:t>
-      </w:r>
-      <w:r>
-        <w:rPr>
-          <w:sz w:val="20"/>
-          <w:szCs w:val="20"/>
-        </w:rPr>
-        <w:t xml:space="preserve">The &gt; sign, showing one number is bigger.</w:t>
+        <w:t xml:space="preserve">Less than</w:t>
       </w:r>
       <w:r>
         <w:rPr>
@@ -2271,109 +2158,7 @@
           <w:sz w:val="18"/>
           <w:szCs w:val="18"/>
         </w:rPr>
-        <w:br/>
-        <w:t xml:space="preserve">Mayor que — El signo &gt;, que muestra que un número es mayor.</w:t>
-      </w:r>
-    </w:p>
-    <w:tbl>
-      <w:tblPr>
-        <w:tblW w:type="pct" w:w="100%"/>
-        <w:tblBorders>
-          <w:top w:val="single" w:color="1FA6A2" w:sz="8"/>
-          <w:left w:val="single" w:color="1FA6A2" w:sz="8"/>
-          <w:bottom w:val="single" w:color="1FA6A2" w:sz="8"/>
-          <w:right w:val="single" w:color="1FA6A2" w:sz="8"/>
-          <w:insideH w:val="single" w:color="auto" w:sz="4"/>
-          <w:insideV w:val="single" w:color="auto" w:sz="4"/>
-        </w:tblBorders>
-      </w:tblPr>
-      <w:tblGrid>
-        <w:gridCol w:w="100"/>
-      </w:tblGrid>
-      <w:tr>
-        <w:tc>
-          <w:tcPr>
-            <w:shd w:fill="F7FFFD" w:color="auto" w:val="clear"/>
-            <w:tcMar>
-              <w:top w:type="dxa" w:w="120"/>
-              <w:left w:type="dxa" w:w="180"/>
-              <w:bottom w:type="dxa" w:w="120"/>
-              <w:right w:type="dxa" w:w="180"/>
-            </w:tcMar>
-          </w:tcPr>
-          <w:p>
-            <w:pPr>
-              <w:spacing w:after="50"/>
-            </w:pPr>
-            <w:r>
-              <w:rPr>
-                <w:b/>
-                <w:bCs/>
-                <w:color w:val="1FA6A2"/>
-                <w:sz w:val="20"/>
-                <w:szCs w:val="20"/>
-              </w:rPr>
-              <w:t xml:space="preserve">Say it first:  </w:t>
-            </w:r>
-            <w:r>
-              <w:rPr>
-                <w:sz w:val="20"/>
-                <w:szCs w:val="20"/>
-              </w:rPr>
-              <w:t xml:space="preserve">Say your idea to a partner or quietly to yourself before you write.</w:t>
-            </w:r>
-          </w:p>
-          <w:p>
-            <w:pPr>
-              <w:spacing w:after="60"/>
-            </w:pPr>
-            <w:r>
-              <w:rPr>
-                <w:color w:val="1A2733"/>
-                <w:sz w:val="21"/>
-                <w:szCs w:val="21"/>
-              </w:rPr>
-              <w:t xml:space="preserve">The coldest day was ___ at ___°F because ___. The warmest day was ___ at ___°F. I ordered them from coldest to warmest by ___.</w:t>
-            </w:r>
-            <w:r>
-              <w:rPr>
-                <w:i/>
-                <w:iCs/>
-                <w:color w:val="5F6F80"/>
-                <w:sz w:val="19"/>
-                <w:szCs w:val="19"/>
-              </w:rPr>
-              <w:br/>
-              <w:t xml:space="preserve">Di tu respuesta primero: Mi respuesta es ___ porque ___.</w:t>
-            </w:r>
-          </w:p>
-        </w:tc>
-      </w:tr>
-    </w:tbl>
-    <w:p>
-      <w:pPr>
-        <w:pStyle w:val="Heading2"/>
-        <w:spacing w:after="80" w:before="180"/>
-      </w:pPr>
-      <w:r>
-        <w:rPr>
-          <w:b/>
-          <w:bCs/>
-          <w:color w:val="12355B"/>
-          <w:sz w:val="24"/>
-          <w:szCs w:val="24"/>
-        </w:rPr>
-        <w:t xml:space="preserve">3. Build Your Explanation</w:t>
-      </w:r>
-      <w:r>
-        <w:rPr>
-          <w:i/>
-          <w:iCs/>
-          <w:color w:val="B97A12"/>
-          <w:sz w:val="19"/>
-          <w:szCs w:val="19"/>
-        </w:rPr>
-        <w:t xml:space="preserve">   choose your support</w:t>
+        <w:t xml:space="preserve">  ·  Menor que</w:t>
       </w:r>
     </w:p>
     <w:tbl>
@@ -2404,21 +2189,6 @@
           </w:tcPr>
           <w:p>
             <w:pPr>
-              <w:spacing w:after="50"/>
-            </w:pPr>
-            <w:r>
-              <w:rPr>
-                <w:i/>
-                <w:iCs/>
-                <w:color w:val="5F6F80"/>
-                <w:sz w:val="19"/>
-                <w:szCs w:val="19"/>
-              </w:rPr>
-              <w:t xml:space="preserve">This model shows the parts of an explanation. It does not answer your writing question.</w:t>
-            </w:r>
-          </w:p>
-          <w:p>
-            <w:pPr>
               <w:spacing w:after="80"/>
             </w:pPr>
             <w:r>
@@ -2429,58 +2199,14 @@
                 <w:sz w:val="19"/>
                 <w:szCs w:val="19"/>
               </w:rPr>
-              <w:t xml:space="preserve">Claim:  </w:t>
+              <w:t xml:space="preserve">Model:  </w:t>
             </w:r>
             <w:r>
               <w:rPr>
                 <w:sz w:val="19"/>
                 <w:szCs w:val="19"/>
               </w:rPr>
-              <w:t xml:space="preserve">-3 is less than 2 because on the number line ___.</w:t>
-            </w:r>
-          </w:p>
-          <w:p>
-            <w:pPr>
-              <w:spacing w:after="80"/>
-            </w:pPr>
-            <w:r>
-              <w:rPr>
-                <w:b/>
-                <w:bCs/>
-                <w:color w:val="12355B"/>
-                <w:sz w:val="19"/>
-                <w:szCs w:val="19"/>
-              </w:rPr>
-              <w:t xml:space="preserve">Evidence:  </w:t>
-            </w:r>
-            <w:r>
-              <w:rPr>
-                <w:sz w:val="19"/>
-                <w:szCs w:val="19"/>
-              </w:rPr>
-              <w:t xml:space="preserve">Student explains that -3 is farther left on the number line than 2, and numbers decrease moving left.</w:t>
-            </w:r>
-          </w:p>
-          <w:p>
-            <w:pPr>
-              <w:spacing w:after="80"/>
-            </w:pPr>
-            <w:r>
-              <w:rPr>
-                <w:b/>
-                <w:bCs/>
-                <w:color w:val="12355B"/>
-                <w:sz w:val="19"/>
-                <w:szCs w:val="19"/>
-              </w:rPr>
-              <w:t xml:space="preserve">Reasoning:  </w:t>
-            </w:r>
-            <w:r>
-              <w:rPr>
-                <w:sz w:val="19"/>
-                <w:szCs w:val="19"/>
-              </w:rPr>
-              <w:t xml:space="preserve">This evidence connects the definition of compare and order integers to the mathematical claim.</w:t>
+              <w:t xml:space="preserve">-3 is less than 2 because on the number line ___. — Student explains that -3 is farther left on the number line than 2, and numbers decrease moving left.</w:t>
             </w:r>
           </w:p>
         </w:tc>
@@ -2559,7 +2285,7 @@
           <w:sz w:val="21"/>
           <w:szCs w:val="21"/>
         </w:rPr>
-        <w:t xml:space="preserve">My answer is ___.</w:t>
+        <w:t xml:space="preserve">My answer is ___ because ___.</w:t>
       </w:r>
       <w:r>
         <w:rPr>
@@ -2570,7 +2296,7 @@
           <w:szCs w:val="19"/>
         </w:rPr>
         <w:br/>
-        <w:t xml:space="preserve">Mi respuesta es ___.</w:t>
+        <w:t xml:space="preserve">Mi respuesta es ___ porque ___.</w:t>
       </w:r>
     </w:p>
     <w:tbl>
@@ -2710,7 +2436,7 @@
           <w:sz w:val="21"/>
           <w:szCs w:val="21"/>
         </w:rPr>
-        <w:t xml:space="preserve">I know because ___.</w:t>
+        <w:t xml:space="preserve">My evidence is ___, so ___.</w:t>
       </w:r>
       <w:r>
         <w:rPr>
@@ -2721,31 +2447,7 @@
           <w:szCs w:val="19"/>
         </w:rPr>
         <w:br/>
-        <w:t xml:space="preserve">Lo sé porque ___.</w:t>
-      </w:r>
-    </w:p>
-    <w:p>
-      <w:pPr>
-        <w:spacing w:after="60"/>
-      </w:pPr>
-      <w:r>
-        <w:rPr>
-          <w:color w:val="1A2733"/>
-          <w:sz w:val="21"/>
-          <w:szCs w:val="21"/>
-        </w:rPr>
-        <w:t xml:space="preserve">So ___.</w:t>
-      </w:r>
-      <w:r>
-        <w:rPr>
-          <w:i/>
-          <w:iCs/>
-          <w:color w:val="5F6F80"/>
-          <w:sz w:val="19"/>
-          <w:szCs w:val="19"/>
-        </w:rPr>
-        <w:br/>
-        <w:t xml:space="preserve">Entonces ___.</w:t>
+        <w:t xml:space="preserve">Mi evidencia es ___, entonces ___.</w:t>
       </w:r>
     </w:p>
     <w:tbl>
@@ -2851,78 +2553,6 @@
         <w:t xml:space="preserve">Escribe una afirmación, da evidencia matemática y explica tu razonamiento.</w:t>
       </w:r>
     </w:p>
-    <w:p>
-      <w:pPr>
-        <w:spacing w:after="60"/>
-      </w:pPr>
-      <w:r>
-        <w:rPr>
-          <w:color w:val="1A2733"/>
-          <w:sz w:val="21"/>
-          <w:szCs w:val="21"/>
-        </w:rPr>
-        <w:t xml:space="preserve">My claim is ___.</w:t>
-      </w:r>
-      <w:r>
-        <w:rPr>
-          <w:i/>
-          <w:iCs/>
-          <w:color w:val="5F6F80"/>
-          <w:sz w:val="19"/>
-          <w:szCs w:val="19"/>
-        </w:rPr>
-        <w:br/>
-        <w:t xml:space="preserve">Mi afirmación es ___.</w:t>
-      </w:r>
-    </w:p>
-    <w:p>
-      <w:pPr>
-        <w:spacing w:after="60"/>
-      </w:pPr>
-      <w:r>
-        <w:rPr>
-          <w:color w:val="1A2733"/>
-          <w:sz w:val="21"/>
-          <w:szCs w:val="21"/>
-        </w:rPr>
-        <w:t xml:space="preserve">My math evidence is ___.</w:t>
-      </w:r>
-      <w:r>
-        <w:rPr>
-          <w:i/>
-          <w:iCs/>
-          <w:color w:val="5F6F80"/>
-          <w:sz w:val="19"/>
-          <w:szCs w:val="19"/>
-        </w:rPr>
-        <w:br/>
-        <w:t xml:space="preserve">Mi evidencia matemática es ___.</w:t>
-      </w:r>
-    </w:p>
-    <w:p>
-      <w:pPr>
-        <w:spacing w:after="60"/>
-      </w:pPr>
-      <w:r>
-        <w:rPr>
-          <w:color w:val="1A2733"/>
-          <w:sz w:val="21"/>
-          <w:szCs w:val="21"/>
-        </w:rPr>
-        <w:t xml:space="preserve">This proves ___ because ___.</w:t>
-      </w:r>
-      <w:r>
-        <w:rPr>
-          <w:i/>
-          <w:iCs/>
-          <w:color w:val="5F6F80"/>
-          <w:sz w:val="19"/>
-          <w:szCs w:val="19"/>
-        </w:rPr>
-        <w:br/>
-        <w:t xml:space="preserve">Esto demuestra ___ porque ___.</w:t>
-      </w:r>
-    </w:p>
     <w:tbl>
       <w:tblPr>
         <w:tblW w:type="pct" w:w="100%"/>
@@ -3005,7 +2635,7 @@
           <w:sz w:val="24"/>
           <w:szCs w:val="24"/>
         </w:rPr>
-        <w:t xml:space="preserve">4. Check Your Explanation</w:t>
+        <w:t xml:space="preserve">Check Your Explanation</w:t>
       </w:r>
       <w:r>
         <w:rPr>
@@ -3015,7 +2645,7 @@
           <w:sz w:val="19"/>
           <w:szCs w:val="19"/>
         </w:rPr>
-        <w:t xml:space="preserve">   five quick checks</w:t>
+        <w:t xml:space="preserve">   three quick checks</w:t>
       </w:r>
     </w:p>
     <w:p>
@@ -3039,17 +2669,6 @@
         </w:rPr>
         <w:t xml:space="preserve">I answered the question.</w:t>
       </w:r>
-      <w:r>
-        <w:rPr>
-          <w:i/>
-          <w:iCs/>
-          <w:color w:val="5F6F80"/>
-          <w:sz w:val="18"/>
-          <w:szCs w:val="18"/>
-        </w:rPr>
-        <w:br/>
-        <w:t xml:space="preserve">Respondí la pregunta.</w:t>
-      </w:r>
     </w:p>
     <w:p>
       <w:pPr>
@@ -3070,18 +2689,7 @@
           <w:sz w:val="20"/>
           <w:szCs w:val="20"/>
         </w:rPr>
-        <w:t xml:space="preserve">I used math evidence: numbers, an equation, a model, or a comparison.</w:t>
-      </w:r>
-      <w:r>
-        <w:rPr>
-          <w:i/>
-          <w:iCs/>
-          <w:color w:val="5F6F80"/>
-          <w:sz w:val="18"/>
-          <w:szCs w:val="18"/>
-        </w:rPr>
-        <w:br/>
-        <w:t xml:space="preserve">Usé evidencia matemática: números, una ecuación, un modelo o una comparación.</w:t>
+        <w:t xml:space="preserve">I used math evidence: numbers, an equation, or a model.</w:t>
       </w:r>
     </w:p>
     <w:p>
@@ -3103,84 +2711,7 @@
           <w:sz w:val="20"/>
           <w:szCs w:val="20"/>
         </w:rPr>
-        <w:t xml:space="preserve">I explained how the evidence proves my answer.</w:t>
-      </w:r>
-      <w:r>
-        <w:rPr>
-          <w:i/>
-          <w:iCs/>
-          <w:color w:val="5F6F80"/>
-          <w:sz w:val="18"/>
-          <w:szCs w:val="18"/>
-        </w:rPr>
-        <w:br/>
-        <w:t xml:space="preserve">Expliqué cómo la evidencia demuestra mi respuesta.</w:t>
-      </w:r>
-    </w:p>
-    <w:p>
-      <w:pPr>
-        <w:spacing w:after="80"/>
-      </w:pPr>
-      <w:r>
-        <w:rPr>
-          <w:b/>
-          <w:bCs/>
-          <w:color w:val="1FA6A2"/>
-          <w:sz w:val="22"/>
-          <w:szCs w:val="22"/>
-        </w:rPr>
-        <w:t xml:space="preserve">☐  </w:t>
-      </w:r>
-      <w:r>
-        <w:rPr>
-          <w:sz w:val="20"/>
-          <w:szCs w:val="20"/>
-        </w:rPr>
         <w:t xml:space="preserve">I used at least two math words.</w:t>
-      </w:r>
-      <w:r>
-        <w:rPr>
-          <w:i/>
-          <w:iCs/>
-          <w:color w:val="5F6F80"/>
-          <w:sz w:val="18"/>
-          <w:szCs w:val="18"/>
-        </w:rPr>
-        <w:br/>
-        <w:t xml:space="preserve">Usé por lo menos dos palabras matemáticas.</w:t>
-      </w:r>
-    </w:p>
-    <w:p>
-      <w:pPr>
-        <w:spacing w:after="80"/>
-      </w:pPr>
-      <w:r>
-        <w:rPr>
-          <w:b/>
-          <w:bCs/>
-          <w:color w:val="1FA6A2"/>
-          <w:sz w:val="22"/>
-          <w:szCs w:val="22"/>
-        </w:rPr>
-        <w:t xml:space="preserve">☐  </w:t>
-      </w:r>
-      <w:r>
-        <w:rPr>
-          <w:sz w:val="20"/>
-          <w:szCs w:val="20"/>
-        </w:rPr>
-        <w:t xml:space="preserve">I reread complete sentences and punctuation.</w:t>
-      </w:r>
-      <w:r>
-        <w:rPr>
-          <w:i/>
-          <w:iCs/>
-          <w:color w:val="5F6F80"/>
-          <w:sz w:val="18"/>
-          <w:szCs w:val="18"/>
-        </w:rPr>
-        <w:br/>
-        <w:t xml:space="preserve">Volví a leer mis oraciones completas y la puntuación.</w:t>
       </w:r>
     </w:p>
     <w:p>
@@ -3268,7 +2799,7 @@
                 <w:sz w:val="22"/>
                 <w:szCs w:val="22"/>
               </w:rPr>
-              <w:t xml:space="preserve">Ranking Treasure Depths</w:t>
+              <w:t xml:space="preserve">Trivia Game</w:t>
             </w:r>
           </w:p>
           <w:p>
@@ -3280,7 +2811,7 @@
                 <w:sz w:val="21"/>
                 <w:szCs w:val="21"/>
               </w:rPr>
-              <w:t xml:space="preserve">Captain Vega's crew found treasures at different depths underwater! The deeper the treasure, the more negative the elevation. A gold coin is at -2 meters, a silver crown is at -7 meters, and a ruby ring is at -5 meters. The crew needs to rank them from the shallowest (closest to the surface) to the deepest.</w:t>
+              <w:t xml:space="preserve">Lucy and Yuzuki are playing a trivia game with these rules: if a player answers a question correctly, they receive 1 point; if they answer incorrectly, they lose 0.25 point. The player with the greatest score wins the game. The final scores for two games are shown in the table. Who is the winner of each game?</w:t>
             </w:r>
           </w:p>
         </w:tc>
